--- a/03_Outputs/final scripts/pt/Module 1/1.0.0-pt.docx
+++ b/03_Outputs/final scripts/pt/Module 1/1.0.0-pt.docx
@@ -19,57 +19,17 @@
     </w:p>
     <w:p>
       <w:r>
-        <w:t xml:space="preserve">Até 2023, quase 666 milhões de pessoas ainda vivem sem eletricidade, e mais de 2 bilhões dependem de combustíveis poluentes para cozinhar, expondo as famílias a fumaças nocivas e limitando o tempo para educação e trabalho — especialmente para mulheres e meninas.  </w:t>
+        <w:t xml:space="preserve">Em 2023, quase 666 milhões de pessoas ainda vivem sem eletricidade, e mais de 2 bilhões dependem de combustíveis poluentes para cozinhar, expondo as famílias a fumaça nociva e limitando o tempo para educação e trabalho — especialmente para mulheres e meninas.  </w:t>
       </w:r>
     </w:p>
     <w:p>
       <w:r>
-        <w:t xml:space="preserve">A energia também é central para o desafio climático.  </w:t>
+        <w:t xml:space="preserve">A energia também é central para o desafio climático. Em 2023, cerca de três quartos das emissões globais de gases de efeito estufa vêm da produção e uso de energia, tornando-se o maior fator de mudança climática.  </w:t>
       </w:r>
     </w:p>
     <w:p>
       <w:r>
-        <w:t xml:space="preserve">Até 2023, cerca de três quartos das emissões globais de gases de efeito estufa vêm da produção e uso de energia, tornando-se o maior impulsionador das mudanças climáticas.  </w:t>
-      </w:r>
-    </w:p>
-    <w:p>
-      <w:r>
-        <w:t xml:space="preserve">A transição para energia limpa não é apenas uma necessidade ambiental — é uma necessidade de desenvolvimento.  </w:t>
-      </w:r>
-    </w:p>
-    <w:p>
-      <w:r>
-        <w:t xml:space="preserve">A boa notícia é que a mudança está em andamento.  </w:t>
-      </w:r>
-    </w:p>
-    <w:p>
-      <w:r>
-        <w:t xml:space="preserve">Investimentos em renováveis estão crescendo rapidamente, liderados por solar, eólica e hidrelétrica.  </w:t>
-      </w:r>
-    </w:p>
-    <w:p>
-      <w:r>
-        <w:t xml:space="preserve">Mas desafios permanecem.  </w:t>
-      </w:r>
-    </w:p>
-    <w:p>
-      <w:r>
-        <w:t xml:space="preserve">Os combustíveis fósseis ainda dominam a matriz energética global, as lacunas no acesso à energia persistem — especialmente na África Subsaariana — e o setor continua a pressionar recursos naturais como a água doce.  </w:t>
-      </w:r>
-    </w:p>
-    <w:p>
-      <w:r>
-        <w:t xml:space="preserve">Este curso irá guiá-lo por esses temas.  </w:t>
-      </w:r>
-    </w:p>
-    <w:p>
-      <w:r>
-        <w:t xml:space="preserve">Ao final deste módulo, você terá as ferramentas, insights e estratégias para entender a complexidade da transição energética — e para contribuir com soluções que promovam tanto o desenvolvimento quanto a resiliência climática.  </w:t>
-      </w:r>
-    </w:p>
-    <w:p>
-      <w:r>
-        <w:t>Vamos começar, e explorar como a energia pode ser transformada em um verdadeiro motor do desenvolvimento sustentável.</w:t>
+        <w:t>A boa notícia é que a mudança está em andamento. Este curso irá guiá-lo por temas críticos sobre energia sustentável. Vamos mergulhar e explorar como a energia pode ser transformada em um verdadeiro motor do desenvolvimento sustentável.</w:t>
       </w:r>
     </w:p>
     <w:sectPr>
